--- a/SoundWel_Competition_Task (1).docx
+++ b/SoundWel_Competition_Task (1).docx
@@ -19168,6 +19168,13 @@
                 <w:szCs w:val="28"/>
               </w:rPr>
             </w:r>
+            <w:r>
+              <w:rPr>
+                <w:rFonts w:ascii="Times New Roman" w:hAnsi="Times New Roman"/>
+                <w:sz w:val="28"/>
+                <w:szCs w:val="28"/>
+              </w:rPr>
+            </w:r>
           </w:p>
         </w:tc>
       </w:tr>
@@ -19317,7 +19324,17 @@
                 <w:sz w:val="28"/>
                 <w:szCs w:val="28"/>
               </w:rPr>
-              <w:t xml:space="preserve">, расширяющего обучающую часть с помощью аугментации аудиозаписей: допустимы добавление фонового шума, небольшие изменения громкости и временные преобразования. Агент должен обеспечивать выбор способов и количества преобразований. Создайте отдельную таблицу с аугментированными записями.</w:t>
+              <w:t xml:space="preserve">, расширяющего обучающую часть </w:t>
+            </w:r>
+            <w:r>
+              <w:rPr>
+                <w:rFonts w:ascii="Times New Roman" w:hAnsi="Times New Roman"/>
+                <w:b w:val="0"/>
+                <w:bCs w:val="0"/>
+                <w:sz w:val="28"/>
+                <w:szCs w:val="28"/>
+              </w:rPr>
+              <w:t xml:space="preserve">с помощью аугментации аудиозаписей: допустимы добавление фонового шума, небольшие изменения громкости и временные преобразования. Агент должен обеспечивать выбор способов и количества преобразований. Создайте отдельную таблицу с аугментированными записями.</w:t>
             </w:r>
             <w:r>
               <w:rPr>
@@ -20002,7 +20019,7 @@
                 <w:rFonts w:ascii="Times New Roman" w:hAnsi="Times New Roman"/>
                 <w:sz w:val="28"/>
                 <w:szCs w:val="28"/>
-                <w:highlight w:val="red"/>
+                <w:highlight w:val="white"/>
               </w:rPr>
             </w:pPr>
             <w:r>
@@ -20011,7 +20028,7 @@
                 <w:b w:val="0"/>
                 <w:sz w:val="28"/>
                 <w:szCs w:val="28"/>
-                <w:highlight w:val="red"/>
+                <w:highlight w:val="white"/>
               </w:rPr>
               <w:t xml:space="preserve">Число записей и доля классов </w:t>
             </w:r>
@@ -20021,7 +20038,7 @@
                 <w:b w:val="0"/>
                 <w:sz w:val="28"/>
                 <w:szCs w:val="28"/>
-                <w:highlight w:val="red"/>
+                <w:highlight w:val="white"/>
               </w:rPr>
               <w:t xml:space="preserve">Pos</w:t>
             </w:r>
@@ -20031,7 +20048,7 @@
                 <w:b w:val="0"/>
                 <w:sz w:val="28"/>
                 <w:szCs w:val="28"/>
-                <w:highlight w:val="red"/>
+                <w:highlight w:val="white"/>
               </w:rPr>
               <w:t xml:space="preserve">/</w:t>
             </w:r>
@@ -20041,7 +20058,7 @@
                 <w:b w:val="0"/>
                 <w:sz w:val="28"/>
                 <w:szCs w:val="28"/>
-                <w:highlight w:val="red"/>
+                <w:highlight w:val="white"/>
               </w:rPr>
               <w:t xml:space="preserve">Neg</w:t>
             </w:r>
@@ -20051,7 +20068,7 @@
                 <w:b w:val="0"/>
                 <w:sz w:val="28"/>
                 <w:szCs w:val="28"/>
-                <w:highlight w:val="red"/>
+                <w:highlight w:val="white"/>
               </w:rPr>
               <w:t xml:space="preserve"> в полном наборе и в выбранных подгруппах;</w:t>
             </w:r>
@@ -20060,7 +20077,7 @@
                 <w:rFonts w:ascii="Times New Roman" w:hAnsi="Times New Roman"/>
                 <w:sz w:val="28"/>
                 <w:szCs w:val="28"/>
-                <w:highlight w:val="red"/>
+                <w:highlight w:val="white"/>
               </w:rPr>
             </w:r>
             <w:r>
@@ -20068,7 +20085,7 @@
                 <w:rFonts w:ascii="Times New Roman" w:hAnsi="Times New Roman"/>
                 <w:sz w:val="28"/>
                 <w:szCs w:val="28"/>
-                <w:highlight w:val="red"/>
+                <w:highlight w:val="white"/>
               </w:rPr>
             </w:r>
           </w:p>
@@ -20086,7 +20103,7 @@
                 <w:rFonts w:ascii="Times New Roman" w:hAnsi="Times New Roman"/>
                 <w:sz w:val="28"/>
                 <w:szCs w:val="28"/>
-                <w:highlight w:val="red"/>
+                <w:highlight w:val="white"/>
               </w:rPr>
             </w:pPr>
             <w:r>
@@ -20095,7 +20112,7 @@
                 <w:b w:val="0"/>
                 <w:sz w:val="28"/>
                 <w:szCs w:val="28"/>
-                <w:highlight w:val="red"/>
+                <w:highlight w:val="white"/>
               </w:rPr>
               <w:t xml:space="preserve">Распределение исходных и </w:t>
             </w:r>
@@ -20105,7 +20122,7 @@
                 <w:b w:val="0"/>
                 <w:sz w:val="28"/>
                 <w:szCs w:val="28"/>
-                <w:highlight w:val="red"/>
+                <w:highlight w:val="white"/>
               </w:rPr>
               <w:t xml:space="preserve">аугментированных</w:t>
             </w:r>
@@ -20115,7 +20132,7 @@
                 <w:b w:val="0"/>
                 <w:sz w:val="28"/>
                 <w:szCs w:val="28"/>
-                <w:highlight w:val="red"/>
+                <w:highlight w:val="white"/>
               </w:rPr>
               <w:t xml:space="preserve"> аудиозаписей</w:t>
             </w:r>
@@ -20124,7 +20141,7 @@
                 <w:rFonts w:ascii="Times New Roman" w:hAnsi="Times New Roman"/>
                 <w:sz w:val="28"/>
                 <w:szCs w:val="28"/>
-                <w:highlight w:val="red"/>
+                <w:highlight w:val="white"/>
               </w:rPr>
             </w:r>
             <w:r>
@@ -20132,7 +20149,7 @@
                 <w:rFonts w:ascii="Times New Roman" w:hAnsi="Times New Roman"/>
                 <w:sz w:val="28"/>
                 <w:szCs w:val="28"/>
-                <w:highlight w:val="red"/>
+                <w:highlight w:val="white"/>
               </w:rPr>
             </w:r>
           </w:p>
@@ -20150,8 +20167,7 @@
                 <w:rFonts w:ascii="Times New Roman" w:hAnsi="Times New Roman"/>
                 <w:sz w:val="28"/>
                 <w:szCs w:val="28"/>
-                <w:highlight w:val="red"/>
-                <w:lang w:val="en-US"/>
+                <w:highlight w:val="white"/>
               </w:rPr>
             </w:pPr>
             <w:r>
@@ -20160,7 +20176,7 @@
                 <w:b w:val="0"/>
                 <w:sz w:val="28"/>
                 <w:szCs w:val="28"/>
-                <w:highlight w:val="red"/>
+                <w:highlight w:val="white"/>
               </w:rPr>
               <w:t xml:space="preserve">Распределение</w:t>
             </w:r>
@@ -20170,7 +20186,7 @@
                 <w:b w:val="0"/>
                 <w:sz w:val="28"/>
                 <w:szCs w:val="28"/>
-                <w:highlight w:val="red"/>
+                <w:highlight w:val="white"/>
                 <w:lang w:val="en-US"/>
               </w:rPr>
               <w:t xml:space="preserve"> </w:t>
@@ -20181,7 +20197,7 @@
                 <w:b w:val="0"/>
                 <w:sz w:val="28"/>
                 <w:szCs w:val="28"/>
-                <w:highlight w:val="red"/>
+                <w:highlight w:val="white"/>
               </w:rPr>
               <w:t xml:space="preserve">записей</w:t>
             </w:r>
@@ -20191,7 +20207,7 @@
                 <w:b w:val="0"/>
                 <w:sz w:val="28"/>
                 <w:szCs w:val="28"/>
-                <w:highlight w:val="red"/>
+                <w:highlight w:val="white"/>
                 <w:lang w:val="en-US"/>
               </w:rPr>
               <w:t xml:space="preserve"> </w:t>
@@ -20202,7 +20218,7 @@
                 <w:b w:val="0"/>
                 <w:sz w:val="28"/>
                 <w:szCs w:val="28"/>
-                <w:highlight w:val="red"/>
+                <w:highlight w:val="white"/>
               </w:rPr>
               <w:t xml:space="preserve">по</w:t>
             </w:r>
@@ -20212,7 +20228,7 @@
                 <w:b w:val="0"/>
                 <w:sz w:val="28"/>
                 <w:szCs w:val="28"/>
-                <w:highlight w:val="red"/>
+                <w:highlight w:val="white"/>
                 <w:lang w:val="en-US"/>
               </w:rPr>
               <w:t xml:space="preserve"> Context Category, Age Category, Sex </w:t>
@@ -20223,7 +20239,7 @@
                 <w:b w:val="0"/>
                 <w:sz w:val="28"/>
                 <w:szCs w:val="28"/>
-                <w:highlight w:val="red"/>
+                <w:highlight w:val="white"/>
               </w:rPr>
               <w:t xml:space="preserve">и</w:t>
             </w:r>
@@ -20233,7 +20249,7 @@
                 <w:b w:val="0"/>
                 <w:sz w:val="28"/>
                 <w:szCs w:val="28"/>
-                <w:highlight w:val="red"/>
+                <w:highlight w:val="white"/>
                 <w:lang w:val="en-US"/>
               </w:rPr>
               <w:t xml:space="preserve"> Call Type (Freq);</w:t>
@@ -20243,7 +20259,7 @@
                 <w:rFonts w:ascii="Times New Roman" w:hAnsi="Times New Roman"/>
                 <w:sz w:val="28"/>
                 <w:szCs w:val="28"/>
-                <w:highlight w:val="red"/>
+                <w:highlight w:val="white"/>
                 <w:lang w:val="en-US"/>
               </w:rPr>
             </w:r>
@@ -20252,8 +20268,7 @@
                 <w:rFonts w:ascii="Times New Roman" w:hAnsi="Times New Roman"/>
                 <w:sz w:val="28"/>
                 <w:szCs w:val="28"/>
-                <w:highlight w:val="red"/>
-                <w:lang w:val="en-US"/>
+                <w:highlight w:val="white"/>
               </w:rPr>
             </w:r>
           </w:p>
@@ -20271,7 +20286,7 @@
                 <w:rFonts w:ascii="Times New Roman" w:hAnsi="Times New Roman"/>
                 <w:sz w:val="28"/>
                 <w:szCs w:val="28"/>
-                <w:highlight w:val="red"/>
+                <w:highlight w:val="white"/>
               </w:rPr>
             </w:pPr>
             <w:r>
@@ -20280,7 +20295,7 @@
                 <w:b w:val="0"/>
                 <w:sz w:val="28"/>
                 <w:szCs w:val="28"/>
-                <w:highlight w:val="red"/>
+                <w:highlight w:val="white"/>
               </w:rPr>
               <w:t xml:space="preserve">Средняя, медианная и суммарная длительность звуков по классам </w:t>
             </w:r>
@@ -20290,7 +20305,7 @@
                 <w:b w:val="0"/>
                 <w:sz w:val="28"/>
                 <w:szCs w:val="28"/>
-                <w:highlight w:val="red"/>
+                <w:highlight w:val="white"/>
               </w:rPr>
               <w:t xml:space="preserve">Valence</w:t>
             </w:r>
@@ -20300,7 +20315,7 @@
                 <w:b w:val="0"/>
                 <w:sz w:val="28"/>
                 <w:szCs w:val="28"/>
-                <w:highlight w:val="red"/>
+                <w:highlight w:val="white"/>
               </w:rPr>
               <w:t xml:space="preserve">;</w:t>
             </w:r>
@@ -20309,7 +20324,7 @@
                 <w:rFonts w:ascii="Times New Roman" w:hAnsi="Times New Roman"/>
                 <w:sz w:val="28"/>
                 <w:szCs w:val="28"/>
-                <w:highlight w:val="red"/>
+                <w:highlight w:val="white"/>
               </w:rPr>
             </w:r>
             <w:r>
@@ -20317,7 +20332,7 @@
                 <w:rFonts w:ascii="Times New Roman" w:hAnsi="Times New Roman"/>
                 <w:sz w:val="28"/>
                 <w:szCs w:val="28"/>
-                <w:highlight w:val="red"/>
+                <w:highlight w:val="white"/>
               </w:rPr>
             </w:r>
           </w:p>
@@ -20695,7 +20710,7 @@
                 <w:sz w:val="28"/>
                 <w:szCs w:val="28"/>
               </w:rPr>
-              <w:t xml:space="preserve">, согласованность меток с исходной таблицей и результаты выборочной ручной проверки аудио. Сравни</w:t>
+              <w:t xml:space="preserve">, согласованность меток с исходной таблицей. Сравни</w:t>
             </w:r>
             <w:r>
               <w:rPr>
